--- a/AMINA NADEEM_timetable.docx
+++ b/AMINA NADEEM_timetable.docx
@@ -7,7 +7,12 @@
         <w:pStyle w:val="Title"/>
       </w:pPr>
       <w:r>
-        <w:t>Teacher Timetable - AMINA NADEEM</w:t>
+        <w:t>Teacher Timetable — AMINA NADEEM</w:t>
+      </w:r>
+    </w:p>
+    <w:p>
+      <w:r>
+        <w:t>Total Weekly Periods: 24</w:t>
       </w:r>
     </w:p>
     <w:tbl>
@@ -17,17 +22,19 @@
         <w:tblLook w:firstColumn="1" w:firstRow="1" w:lastColumn="0" w:lastRow="0" w:noHBand="0" w:noVBand="1" w:val="04A0"/>
       </w:tblPr>
       <w:tblGrid>
-        <w:gridCol w:w="1440"/>
-        <w:gridCol w:w="1440"/>
-        <w:gridCol w:w="1440"/>
-        <w:gridCol w:w="1440"/>
-        <w:gridCol w:w="1440"/>
-        <w:gridCol w:w="1440"/>
+        <w:gridCol w:w="1080"/>
+        <w:gridCol w:w="1080"/>
+        <w:gridCol w:w="1080"/>
+        <w:gridCol w:w="1080"/>
+        <w:gridCol w:w="1080"/>
+        <w:gridCol w:w="1080"/>
+        <w:gridCol w:w="1080"/>
+        <w:gridCol w:w="1080"/>
       </w:tblGrid>
       <w:tr>
         <w:tc>
           <w:tcPr>
-            <w:tcW w:type="dxa" w:w="1440"/>
+            <w:tcW w:type="dxa" w:w="1080"/>
           </w:tcPr>
           <w:p>
             <w:r>
@@ -37,51 +44,71 @@
         </w:tc>
         <w:tc>
           <w:tcPr>
-            <w:tcW w:type="dxa" w:w="1440"/>
+            <w:tcW w:type="dxa" w:w="1080"/>
           </w:tcPr>
           <w:p>
             <w:r>
-              <w:t>Monday</w:t>
+              <w:t>Mon-Thu Time</w:t>
             </w:r>
           </w:p>
         </w:tc>
         <w:tc>
           <w:tcPr>
-            <w:tcW w:type="dxa" w:w="1440"/>
+            <w:tcW w:type="dxa" w:w="1080"/>
           </w:tcPr>
           <w:p>
             <w:r>
-              <w:t>Tuesday</w:t>
+              <w:t>Mon</w:t>
             </w:r>
           </w:p>
         </w:tc>
         <w:tc>
           <w:tcPr>
-            <w:tcW w:type="dxa" w:w="1440"/>
+            <w:tcW w:type="dxa" w:w="1080"/>
           </w:tcPr>
           <w:p>
             <w:r>
-              <w:t>Wednesday</w:t>
+              <w:t>Tue</w:t>
             </w:r>
           </w:p>
         </w:tc>
         <w:tc>
           <w:tcPr>
-            <w:tcW w:type="dxa" w:w="1440"/>
+            <w:tcW w:type="dxa" w:w="1080"/>
           </w:tcPr>
           <w:p>
             <w:r>
-              <w:t>Thursday</w:t>
+              <w:t>Wed</w:t>
             </w:r>
           </w:p>
         </w:tc>
         <w:tc>
           <w:tcPr>
-            <w:tcW w:type="dxa" w:w="1440"/>
+            <w:tcW w:type="dxa" w:w="1080"/>
           </w:tcPr>
           <w:p>
             <w:r>
-              <w:t>Friday</w:t>
+              <w:t>Thu</w:t>
+            </w:r>
+          </w:p>
+        </w:tc>
+        <w:tc>
+          <w:tcPr>
+            <w:tcW w:type="dxa" w:w="1080"/>
+          </w:tcPr>
+          <w:p>
+            <w:r>
+              <w:t>Fri</w:t>
+            </w:r>
+          </w:p>
+        </w:tc>
+        <w:tc>
+          <w:tcPr>
+            <w:tcW w:type="dxa" w:w="1080"/>
+          </w:tcPr>
+          <w:p>
+            <w:r>
+              <w:t>Fri Time</w:t>
             </w:r>
           </w:p>
         </w:tc>
@@ -89,7 +116,7 @@
       <w:tr>
         <w:tc>
           <w:tcPr>
-            <w:tcW w:type="dxa" w:w="1440"/>
+            <w:tcW w:type="dxa" w:w="1080"/>
           </w:tcPr>
           <w:p>
             <w:r>
@@ -99,7 +126,17 @@
         </w:tc>
         <w:tc>
           <w:tcPr>
-            <w:tcW w:type="dxa" w:w="1440"/>
+            <w:tcW w:type="dxa" w:w="1080"/>
+          </w:tcPr>
+          <w:p>
+            <w:r>
+              <w:t>8:00-8:50</w:t>
+            </w:r>
+          </w:p>
+        </w:tc>
+        <w:tc>
+          <w:tcPr>
+            <w:tcW w:type="dxa" w:w="1080"/>
           </w:tcPr>
           <w:p>
             <w:r>
@@ -111,7 +148,7 @@
         </w:tc>
         <w:tc>
           <w:tcPr>
-            <w:tcW w:type="dxa" w:w="1440"/>
+            <w:tcW w:type="dxa" w:w="1080"/>
           </w:tcPr>
           <w:p>
             <w:r>
@@ -123,7 +160,7 @@
         </w:tc>
         <w:tc>
           <w:tcPr>
-            <w:tcW w:type="dxa" w:w="1440"/>
+            <w:tcW w:type="dxa" w:w="1080"/>
           </w:tcPr>
           <w:p>
             <w:r>
@@ -135,7 +172,7 @@
         </w:tc>
         <w:tc>
           <w:tcPr>
-            <w:tcW w:type="dxa" w:w="1440"/>
+            <w:tcW w:type="dxa" w:w="1080"/>
           </w:tcPr>
           <w:p>
             <w:r>
@@ -147,7 +184,7 @@
         </w:tc>
         <w:tc>
           <w:tcPr>
-            <w:tcW w:type="dxa" w:w="1440"/>
+            <w:tcW w:type="dxa" w:w="1080"/>
           </w:tcPr>
           <w:p>
             <w:r>
@@ -157,11 +194,21 @@
             </w:r>
           </w:p>
         </w:tc>
+        <w:tc>
+          <w:tcPr>
+            <w:tcW w:type="dxa" w:w="1080"/>
+          </w:tcPr>
+          <w:p>
+            <w:r>
+              <w:t>8:00-8:40</w:t>
+            </w:r>
+          </w:p>
+        </w:tc>
       </w:tr>
       <w:tr>
         <w:tc>
           <w:tcPr>
-            <w:tcW w:type="dxa" w:w="1440"/>
+            <w:tcW w:type="dxa" w:w="1080"/>
           </w:tcPr>
           <w:p>
             <w:r>
@@ -171,7 +218,17 @@
         </w:tc>
         <w:tc>
           <w:tcPr>
-            <w:tcW w:type="dxa" w:w="1440"/>
+            <w:tcW w:type="dxa" w:w="1080"/>
+          </w:tcPr>
+          <w:p>
+            <w:r>
+              <w:t>8:50-9:30</w:t>
+            </w:r>
+          </w:p>
+        </w:tc>
+        <w:tc>
+          <w:tcPr>
+            <w:tcW w:type="dxa" w:w="1080"/>
           </w:tcPr>
           <w:p>
             <w:r/>
@@ -179,7 +236,7 @@
         </w:tc>
         <w:tc>
           <w:tcPr>
-            <w:tcW w:type="dxa" w:w="1440"/>
+            <w:tcW w:type="dxa" w:w="1080"/>
           </w:tcPr>
           <w:p>
             <w:r>
@@ -191,7 +248,7 @@
         </w:tc>
         <w:tc>
           <w:tcPr>
-            <w:tcW w:type="dxa" w:w="1440"/>
+            <w:tcW w:type="dxa" w:w="1080"/>
           </w:tcPr>
           <w:p>
             <w:r>
@@ -203,7 +260,7 @@
         </w:tc>
         <w:tc>
           <w:tcPr>
-            <w:tcW w:type="dxa" w:w="1440"/>
+            <w:tcW w:type="dxa" w:w="1080"/>
           </w:tcPr>
           <w:p>
             <w:r>
@@ -215,17 +272,27 @@
         </w:tc>
         <w:tc>
           <w:tcPr>
-            <w:tcW w:type="dxa" w:w="1440"/>
+            <w:tcW w:type="dxa" w:w="1080"/>
           </w:tcPr>
           <w:p>
             <w:r/>
+          </w:p>
+        </w:tc>
+        <w:tc>
+          <w:tcPr>
+            <w:tcW w:type="dxa" w:w="1080"/>
+          </w:tcPr>
+          <w:p>
+            <w:r>
+              <w:t>8:40-9:15</w:t>
+            </w:r>
           </w:p>
         </w:tc>
       </w:tr>
       <w:tr>
         <w:tc>
           <w:tcPr>
-            <w:tcW w:type="dxa" w:w="1440"/>
+            <w:tcW w:type="dxa" w:w="1080"/>
           </w:tcPr>
           <w:p>
             <w:r>
@@ -235,7 +302,17 @@
         </w:tc>
         <w:tc>
           <w:tcPr>
-            <w:tcW w:type="dxa" w:w="1440"/>
+            <w:tcW w:type="dxa" w:w="1080"/>
+          </w:tcPr>
+          <w:p>
+            <w:r>
+              <w:t>9:30-10:10</w:t>
+            </w:r>
+          </w:p>
+        </w:tc>
+        <w:tc>
+          <w:tcPr>
+            <w:tcW w:type="dxa" w:w="1080"/>
           </w:tcPr>
           <w:p>
             <w:r>
@@ -247,7 +324,7 @@
         </w:tc>
         <w:tc>
           <w:tcPr>
-            <w:tcW w:type="dxa" w:w="1440"/>
+            <w:tcW w:type="dxa" w:w="1080"/>
           </w:tcPr>
           <w:p>
             <w:r>
@@ -259,7 +336,7 @@
         </w:tc>
         <w:tc>
           <w:tcPr>
-            <w:tcW w:type="dxa" w:w="1440"/>
+            <w:tcW w:type="dxa" w:w="1080"/>
           </w:tcPr>
           <w:p>
             <w:r/>
@@ -267,7 +344,7 @@
         </w:tc>
         <w:tc>
           <w:tcPr>
-            <w:tcW w:type="dxa" w:w="1440"/>
+            <w:tcW w:type="dxa" w:w="1080"/>
           </w:tcPr>
           <w:p>
             <w:r>
@@ -279,47 +356,7 @@
         </w:tc>
         <w:tc>
           <w:tcPr>
-            <w:tcW w:type="dxa" w:w="1440"/>
-          </w:tcPr>
-          <w:p>
-            <w:r>
-              <w:t>9D</w:t>
-              <w:br/>
-              <w:t>ENGLISH</w:t>
-            </w:r>
-          </w:p>
-        </w:tc>
-      </w:tr>
-      <w:tr>
-        <w:tc>
-          <w:tcPr>
-            <w:tcW w:type="dxa" w:w="1440"/>
-          </w:tcPr>
-          <w:p>
-            <w:r>
-              <w:t>P4</w:t>
-            </w:r>
-          </w:p>
-        </w:tc>
-        <w:tc>
-          <w:tcPr>
-            <w:tcW w:type="dxa" w:w="1440"/>
-          </w:tcPr>
-          <w:p>
-            <w:r/>
-          </w:p>
-        </w:tc>
-        <w:tc>
-          <w:tcPr>
-            <w:tcW w:type="dxa" w:w="1440"/>
-          </w:tcPr>
-          <w:p>
-            <w:r/>
-          </w:p>
-        </w:tc>
-        <w:tc>
-          <w:tcPr>
-            <w:tcW w:type="dxa" w:w="1440"/>
+            <w:tcW w:type="dxa" w:w="1080"/>
           </w:tcPr>
           <w:p>
             <w:r>
@@ -331,7 +368,39 @@
         </w:tc>
         <w:tc>
           <w:tcPr>
-            <w:tcW w:type="dxa" w:w="1440"/>
+            <w:tcW w:type="dxa" w:w="1080"/>
+          </w:tcPr>
+          <w:p>
+            <w:r>
+              <w:t>9:15-9:50</w:t>
+            </w:r>
+          </w:p>
+        </w:tc>
+      </w:tr>
+      <w:tr>
+        <w:tc>
+          <w:tcPr>
+            <w:tcW w:type="dxa" w:w="1080"/>
+          </w:tcPr>
+          <w:p>
+            <w:r>
+              <w:t>P4</w:t>
+            </w:r>
+          </w:p>
+        </w:tc>
+        <w:tc>
+          <w:tcPr>
+            <w:tcW w:type="dxa" w:w="1080"/>
+          </w:tcPr>
+          <w:p>
+            <w:r>
+              <w:t>10:10-10:50</w:t>
+            </w:r>
+          </w:p>
+        </w:tc>
+        <w:tc>
+          <w:tcPr>
+            <w:tcW w:type="dxa" w:w="1080"/>
           </w:tcPr>
           <w:p>
             <w:r/>
@@ -339,31 +408,7 @@
         </w:tc>
         <w:tc>
           <w:tcPr>
-            <w:tcW w:type="dxa" w:w="1440"/>
-          </w:tcPr>
-          <w:p>
-            <w:r>
-              <w:t>10A</w:t>
-              <w:br/>
-              <w:t>ENGLISH</w:t>
-            </w:r>
-          </w:p>
-        </w:tc>
-      </w:tr>
-      <w:tr>
-        <w:tc>
-          <w:tcPr>
-            <w:tcW w:type="dxa" w:w="1440"/>
-          </w:tcPr>
-          <w:p>
-            <w:r>
-              <w:t>P5</w:t>
-            </w:r>
-          </w:p>
-        </w:tc>
-        <w:tc>
-          <w:tcPr>
-            <w:tcW w:type="dxa" w:w="1440"/>
+            <w:tcW w:type="dxa" w:w="1080"/>
           </w:tcPr>
           <w:p>
             <w:r/>
@@ -371,7 +416,19 @@
         </w:tc>
         <w:tc>
           <w:tcPr>
-            <w:tcW w:type="dxa" w:w="1440"/>
+            <w:tcW w:type="dxa" w:w="1080"/>
+          </w:tcPr>
+          <w:p>
+            <w:r>
+              <w:t>9D</w:t>
+              <w:br/>
+              <w:t>ENGLISH</w:t>
+            </w:r>
+          </w:p>
+        </w:tc>
+        <w:tc>
+          <w:tcPr>
+            <w:tcW w:type="dxa" w:w="1080"/>
           </w:tcPr>
           <w:p>
             <w:r/>
@@ -379,99 +436,7 @@
         </w:tc>
         <w:tc>
           <w:tcPr>
-            <w:tcW w:type="dxa" w:w="1440"/>
-          </w:tcPr>
-          <w:p>
-            <w:r/>
-          </w:p>
-        </w:tc>
-        <w:tc>
-          <w:tcPr>
-            <w:tcW w:type="dxa" w:w="1440"/>
-          </w:tcPr>
-          <w:p>
-            <w:r/>
-          </w:p>
-        </w:tc>
-        <w:tc>
-          <w:tcPr>
-            <w:tcW w:type="dxa" w:w="1440"/>
-          </w:tcPr>
-          <w:p>
-            <w:r>
-              <w:t>10D</w:t>
-              <w:br/>
-              <w:t>ENGLISH</w:t>
-            </w:r>
-          </w:p>
-        </w:tc>
-      </w:tr>
-      <w:tr>
-        <w:tc>
-          <w:tcPr>
-            <w:tcW w:type="dxa" w:w="1440"/>
-          </w:tcPr>
-          <w:p>
-            <w:r>
-              <w:t>Lunch</w:t>
-            </w:r>
-          </w:p>
-        </w:tc>
-        <w:tc>
-          <w:tcPr>
-            <w:tcW w:type="dxa" w:w="1440"/>
-          </w:tcPr>
-          <w:p>
-            <w:r/>
-          </w:p>
-        </w:tc>
-        <w:tc>
-          <w:tcPr>
-            <w:tcW w:type="dxa" w:w="1440"/>
-          </w:tcPr>
-          <w:p>
-            <w:r/>
-          </w:p>
-        </w:tc>
-        <w:tc>
-          <w:tcPr>
-            <w:tcW w:type="dxa" w:w="1440"/>
-          </w:tcPr>
-          <w:p>
-            <w:r/>
-          </w:p>
-        </w:tc>
-        <w:tc>
-          <w:tcPr>
-            <w:tcW w:type="dxa" w:w="1440"/>
-          </w:tcPr>
-          <w:p>
-            <w:r/>
-          </w:p>
-        </w:tc>
-        <w:tc>
-          <w:tcPr>
-            <w:tcW w:type="dxa" w:w="1440"/>
-          </w:tcPr>
-          <w:p>
-            <w:r/>
-          </w:p>
-        </w:tc>
-      </w:tr>
-      <w:tr>
-        <w:tc>
-          <w:tcPr>
-            <w:tcW w:type="dxa" w:w="1440"/>
-          </w:tcPr>
-          <w:p>
-            <w:r>
-              <w:t>P6</w:t>
-            </w:r>
-          </w:p>
-        </w:tc>
-        <w:tc>
-          <w:tcPr>
-            <w:tcW w:type="dxa" w:w="1440"/>
+            <w:tcW w:type="dxa" w:w="1080"/>
           </w:tcPr>
           <w:p>
             <w:r>
@@ -483,7 +448,189 @@
         </w:tc>
         <w:tc>
           <w:tcPr>
-            <w:tcW w:type="dxa" w:w="1440"/>
+            <w:tcW w:type="dxa" w:w="1080"/>
+          </w:tcPr>
+          <w:p>
+            <w:r>
+              <w:t>9:50-10:25</w:t>
+            </w:r>
+          </w:p>
+        </w:tc>
+      </w:tr>
+      <w:tr>
+        <w:tc>
+          <w:tcPr>
+            <w:tcW w:type="dxa" w:w="1080"/>
+          </w:tcPr>
+          <w:p>
+            <w:r>
+              <w:t>P5</w:t>
+            </w:r>
+          </w:p>
+        </w:tc>
+        <w:tc>
+          <w:tcPr>
+            <w:tcW w:type="dxa" w:w="1080"/>
+          </w:tcPr>
+          <w:p>
+            <w:r>
+              <w:t>10:50-11:30</w:t>
+            </w:r>
+          </w:p>
+        </w:tc>
+        <w:tc>
+          <w:tcPr>
+            <w:tcW w:type="dxa" w:w="1080"/>
+          </w:tcPr>
+          <w:p>
+            <w:r/>
+          </w:p>
+        </w:tc>
+        <w:tc>
+          <w:tcPr>
+            <w:tcW w:type="dxa" w:w="1080"/>
+          </w:tcPr>
+          <w:p>
+            <w:r/>
+          </w:p>
+        </w:tc>
+        <w:tc>
+          <w:tcPr>
+            <w:tcW w:type="dxa" w:w="1080"/>
+          </w:tcPr>
+          <w:p>
+            <w:r/>
+          </w:p>
+        </w:tc>
+        <w:tc>
+          <w:tcPr>
+            <w:tcW w:type="dxa" w:w="1080"/>
+          </w:tcPr>
+          <w:p>
+            <w:r/>
+          </w:p>
+        </w:tc>
+        <w:tc>
+          <w:tcPr>
+            <w:tcW w:type="dxa" w:w="1080"/>
+          </w:tcPr>
+          <w:p>
+            <w:r>
+              <w:t>Lunch</w:t>
+            </w:r>
+          </w:p>
+        </w:tc>
+        <w:tc>
+          <w:tcPr>
+            <w:tcW w:type="dxa" w:w="1080"/>
+          </w:tcPr>
+          <w:p>
+            <w:r>
+              <w:t>10:55-11:35</w:t>
+            </w:r>
+          </w:p>
+        </w:tc>
+      </w:tr>
+      <w:tr>
+        <w:tc>
+          <w:tcPr>
+            <w:tcW w:type="dxa" w:w="1080"/>
+          </w:tcPr>
+          <w:p>
+            <w:r>
+              <w:t>Lunch</w:t>
+            </w:r>
+          </w:p>
+        </w:tc>
+        <w:tc>
+          <w:tcPr>
+            <w:tcW w:type="dxa" w:w="1080"/>
+          </w:tcPr>
+          <w:p>
+            <w:r>
+              <w:t>11:30-12:00</w:t>
+            </w:r>
+          </w:p>
+        </w:tc>
+        <w:tc>
+          <w:tcPr>
+            <w:tcW w:type="dxa" w:w="1080"/>
+          </w:tcPr>
+          <w:p>
+            <w:r/>
+          </w:p>
+        </w:tc>
+        <w:tc>
+          <w:tcPr>
+            <w:tcW w:type="dxa" w:w="1080"/>
+          </w:tcPr>
+          <w:p>
+            <w:r/>
+          </w:p>
+        </w:tc>
+        <w:tc>
+          <w:tcPr>
+            <w:tcW w:type="dxa" w:w="1080"/>
+          </w:tcPr>
+          <w:p>
+            <w:r/>
+          </w:p>
+        </w:tc>
+        <w:tc>
+          <w:tcPr>
+            <w:tcW w:type="dxa" w:w="1080"/>
+          </w:tcPr>
+          <w:p>
+            <w:r/>
+          </w:p>
+        </w:tc>
+        <w:tc>
+          <w:tcPr>
+            <w:tcW w:type="dxa" w:w="1080"/>
+          </w:tcPr>
+          <w:p>
+            <w:r>
+              <w:t>10D</w:t>
+              <w:br/>
+              <w:t>ENGLISH</w:t>
+            </w:r>
+          </w:p>
+        </w:tc>
+        <w:tc>
+          <w:tcPr>
+            <w:tcW w:type="dxa" w:w="1080"/>
+          </w:tcPr>
+          <w:p>
+            <w:r>
+              <w:t>10:25-10:55</w:t>
+            </w:r>
+          </w:p>
+        </w:tc>
+      </w:tr>
+      <w:tr>
+        <w:tc>
+          <w:tcPr>
+            <w:tcW w:type="dxa" w:w="1080"/>
+          </w:tcPr>
+          <w:p>
+            <w:r>
+              <w:t>P6</w:t>
+            </w:r>
+          </w:p>
+        </w:tc>
+        <w:tc>
+          <w:tcPr>
+            <w:tcW w:type="dxa" w:w="1080"/>
+          </w:tcPr>
+          <w:p>
+            <w:r>
+              <w:t>12:00-12:40</w:t>
+            </w:r>
+          </w:p>
+        </w:tc>
+        <w:tc>
+          <w:tcPr>
+            <w:tcW w:type="dxa" w:w="1080"/>
           </w:tcPr>
           <w:p>
             <w:r>
@@ -495,7 +642,19 @@
         </w:tc>
         <w:tc>
           <w:tcPr>
-            <w:tcW w:type="dxa" w:w="1440"/>
+            <w:tcW w:type="dxa" w:w="1080"/>
+          </w:tcPr>
+          <w:p>
+            <w:r>
+              <w:t>10A</w:t>
+              <w:br/>
+              <w:t>ENGLISH</w:t>
+            </w:r>
+          </w:p>
+        </w:tc>
+        <w:tc>
+          <w:tcPr>
+            <w:tcW w:type="dxa" w:w="1080"/>
           </w:tcPr>
           <w:p>
             <w:r>
@@ -507,7 +666,7 @@
         </w:tc>
         <w:tc>
           <w:tcPr>
-            <w:tcW w:type="dxa" w:w="1440"/>
+            <w:tcW w:type="dxa" w:w="1080"/>
           </w:tcPr>
           <w:p>
             <w:r>
@@ -519,17 +678,27 @@
         </w:tc>
         <w:tc>
           <w:tcPr>
-            <w:tcW w:type="dxa" w:w="1440"/>
+            <w:tcW w:type="dxa" w:w="1080"/>
           </w:tcPr>
           <w:p>
             <w:r/>
+          </w:p>
+        </w:tc>
+        <w:tc>
+          <w:tcPr>
+            <w:tcW w:type="dxa" w:w="1080"/>
+          </w:tcPr>
+          <w:p>
+            <w:r>
+              <w:t>11:35-12:15</w:t>
+            </w:r>
           </w:p>
         </w:tc>
       </w:tr>
       <w:tr>
         <w:tc>
           <w:tcPr>
-            <w:tcW w:type="dxa" w:w="1440"/>
+            <w:tcW w:type="dxa" w:w="1080"/>
           </w:tcPr>
           <w:p>
             <w:r>
@@ -539,7 +708,17 @@
         </w:tc>
         <w:tc>
           <w:tcPr>
-            <w:tcW w:type="dxa" w:w="1440"/>
+            <w:tcW w:type="dxa" w:w="1080"/>
+          </w:tcPr>
+          <w:p>
+            <w:r>
+              <w:t>12:40-1:20</w:t>
+            </w:r>
+          </w:p>
+        </w:tc>
+        <w:tc>
+          <w:tcPr>
+            <w:tcW w:type="dxa" w:w="1080"/>
           </w:tcPr>
           <w:p>
             <w:r>
@@ -551,7 +730,7 @@
         </w:tc>
         <w:tc>
           <w:tcPr>
-            <w:tcW w:type="dxa" w:w="1440"/>
+            <w:tcW w:type="dxa" w:w="1080"/>
           </w:tcPr>
           <w:p>
             <w:r/>
@@ -559,7 +738,7 @@
         </w:tc>
         <w:tc>
           <w:tcPr>
-            <w:tcW w:type="dxa" w:w="1440"/>
+            <w:tcW w:type="dxa" w:w="1080"/>
           </w:tcPr>
           <w:p>
             <w:r>
@@ -571,7 +750,7 @@
         </w:tc>
         <w:tc>
           <w:tcPr>
-            <w:tcW w:type="dxa" w:w="1440"/>
+            <w:tcW w:type="dxa" w:w="1080"/>
           </w:tcPr>
           <w:p>
             <w:r/>
@@ -579,7 +758,15 @@
         </w:tc>
         <w:tc>
           <w:tcPr>
-            <w:tcW w:type="dxa" w:w="1440"/>
+            <w:tcW w:type="dxa" w:w="1080"/>
+          </w:tcPr>
+          <w:p>
+            <w:r/>
+          </w:p>
+        </w:tc>
+        <w:tc>
+          <w:tcPr>
+            <w:tcW w:type="dxa" w:w="1080"/>
           </w:tcPr>
           <w:p>
             <w:r/>
@@ -589,7 +776,7 @@
       <w:tr>
         <w:tc>
           <w:tcPr>
-            <w:tcW w:type="dxa" w:w="1440"/>
+            <w:tcW w:type="dxa" w:w="1080"/>
           </w:tcPr>
           <w:p>
             <w:r>
@@ -599,7 +786,17 @@
         </w:tc>
         <w:tc>
           <w:tcPr>
-            <w:tcW w:type="dxa" w:w="1440"/>
+            <w:tcW w:type="dxa" w:w="1080"/>
+          </w:tcPr>
+          <w:p>
+            <w:r>
+              <w:t>1:20-2:00</w:t>
+            </w:r>
+          </w:p>
+        </w:tc>
+        <w:tc>
+          <w:tcPr>
+            <w:tcW w:type="dxa" w:w="1080"/>
           </w:tcPr>
           <w:p>
             <w:r>
@@ -611,7 +808,7 @@
         </w:tc>
         <w:tc>
           <w:tcPr>
-            <w:tcW w:type="dxa" w:w="1440"/>
+            <w:tcW w:type="dxa" w:w="1080"/>
           </w:tcPr>
           <w:p>
             <w:r/>
@@ -619,7 +816,7 @@
         </w:tc>
         <w:tc>
           <w:tcPr>
-            <w:tcW w:type="dxa" w:w="1440"/>
+            <w:tcW w:type="dxa" w:w="1080"/>
           </w:tcPr>
           <w:p>
             <w:r>
@@ -631,7 +828,7 @@
         </w:tc>
         <w:tc>
           <w:tcPr>
-            <w:tcW w:type="dxa" w:w="1440"/>
+            <w:tcW w:type="dxa" w:w="1080"/>
           </w:tcPr>
           <w:p>
             <w:r>
@@ -643,7 +840,15 @@
         </w:tc>
         <w:tc>
           <w:tcPr>
-            <w:tcW w:type="dxa" w:w="1440"/>
+            <w:tcW w:type="dxa" w:w="1080"/>
+          </w:tcPr>
+          <w:p>
+            <w:r/>
+          </w:p>
+        </w:tc>
+        <w:tc>
+          <w:tcPr>
+            <w:tcW w:type="dxa" w:w="1080"/>
           </w:tcPr>
           <w:p>
             <w:r/>

--- a/AMINA NADEEM_timetable.docx
+++ b/AMINA NADEEM_timetable.docx
@@ -22,92 +22,116 @@
         <w:tblLook w:firstColumn="1" w:firstRow="1" w:lastColumn="0" w:lastRow="0" w:noHBand="0" w:noVBand="1" w:val="04A0"/>
       </w:tblPr>
       <w:tblGrid>
-        <w:gridCol w:w="1080"/>
-        <w:gridCol w:w="1080"/>
-        <w:gridCol w:w="1080"/>
-        <w:gridCol w:w="1080"/>
-        <w:gridCol w:w="1080"/>
-        <w:gridCol w:w="1080"/>
-        <w:gridCol w:w="1080"/>
-        <w:gridCol w:w="1080"/>
+        <w:gridCol w:w="1530"/>
+        <w:gridCol w:w="1530"/>
+        <w:gridCol w:w="1530"/>
+        <w:gridCol w:w="1530"/>
+        <w:gridCol w:w="1530"/>
+        <w:gridCol w:w="1530"/>
+        <w:gridCol w:w="1530"/>
+        <w:gridCol w:w="1530"/>
       </w:tblGrid>
       <w:tr>
         <w:tc>
           <w:tcPr>
-            <w:tcW w:type="dxa" w:w="1080"/>
+            <w:tcW w:type="dxa" w:w="1530"/>
           </w:tcPr>
           <w:p>
             <w:r>
+              <w:rPr>
+                <w:b/>
+              </w:rPr>
               <w:t>Period</w:t>
             </w:r>
           </w:p>
         </w:tc>
         <w:tc>
           <w:tcPr>
-            <w:tcW w:type="dxa" w:w="1080"/>
+            <w:tcW w:type="dxa" w:w="1530"/>
           </w:tcPr>
           <w:p>
             <w:r>
-              <w:t>Mon-Thu Time</w:t>
+              <w:rPr>
+                <w:b/>
+              </w:rPr>
+              <w:t>Mon-Wed Time</w:t>
             </w:r>
           </w:p>
         </w:tc>
         <w:tc>
           <w:tcPr>
-            <w:tcW w:type="dxa" w:w="1080"/>
+            <w:tcW w:type="dxa" w:w="1530"/>
           </w:tcPr>
           <w:p>
             <w:r>
+              <w:rPr>
+                <w:b/>
+              </w:rPr>
               <w:t>Mon</w:t>
             </w:r>
           </w:p>
         </w:tc>
         <w:tc>
           <w:tcPr>
-            <w:tcW w:type="dxa" w:w="1080"/>
+            <w:tcW w:type="dxa" w:w="1530"/>
           </w:tcPr>
           <w:p>
             <w:r>
+              <w:rPr>
+                <w:b/>
+              </w:rPr>
               <w:t>Tue</w:t>
             </w:r>
           </w:p>
         </w:tc>
         <w:tc>
           <w:tcPr>
-            <w:tcW w:type="dxa" w:w="1080"/>
+            <w:tcW w:type="dxa" w:w="1530"/>
           </w:tcPr>
           <w:p>
             <w:r>
+              <w:rPr>
+                <w:b/>
+              </w:rPr>
               <w:t>Wed</w:t>
             </w:r>
           </w:p>
         </w:tc>
         <w:tc>
           <w:tcPr>
-            <w:tcW w:type="dxa" w:w="1080"/>
+            <w:tcW w:type="dxa" w:w="1530"/>
           </w:tcPr>
           <w:p>
             <w:r>
+              <w:rPr>
+                <w:b/>
+              </w:rPr>
               <w:t>Thu</w:t>
             </w:r>
           </w:p>
         </w:tc>
         <w:tc>
           <w:tcPr>
-            <w:tcW w:type="dxa" w:w="1080"/>
+            <w:tcW w:type="dxa" w:w="1530"/>
           </w:tcPr>
           <w:p>
             <w:r>
+              <w:rPr>
+                <w:b/>
+              </w:rPr>
               <w:t>Fri</w:t>
             </w:r>
           </w:p>
         </w:tc>
         <w:tc>
           <w:tcPr>
-            <w:tcW w:type="dxa" w:w="1080"/>
+            <w:tcW w:type="dxa" w:w="1530"/>
           </w:tcPr>
           <w:p>
             <w:r>
+              <w:rPr>
+                <w:b/>
+              </w:rPr>
               <w:t>Fri Time</w:t>
             </w:r>
           </w:p>
@@ -116,7 +140,7 @@
       <w:tr>
         <w:tc>
           <w:tcPr>
-            <w:tcW w:type="dxa" w:w="1080"/>
+            <w:tcW w:type="dxa" w:w="1530"/>
           </w:tcPr>
           <w:p>
             <w:r>
@@ -126,7 +150,7 @@
         </w:tc>
         <w:tc>
           <w:tcPr>
-            <w:tcW w:type="dxa" w:w="1080"/>
+            <w:tcW w:type="dxa" w:w="1530"/>
           </w:tcPr>
           <w:p>
             <w:r>
@@ -136,7 +160,7 @@
         </w:tc>
         <w:tc>
           <w:tcPr>
-            <w:tcW w:type="dxa" w:w="1080"/>
+            <w:tcW w:type="dxa" w:w="1530"/>
           </w:tcPr>
           <w:p>
             <w:r>
@@ -148,7 +172,7 @@
         </w:tc>
         <w:tc>
           <w:tcPr>
-            <w:tcW w:type="dxa" w:w="1080"/>
+            <w:tcW w:type="dxa" w:w="1530"/>
           </w:tcPr>
           <w:p>
             <w:r>
@@ -160,7 +184,7 @@
         </w:tc>
         <w:tc>
           <w:tcPr>
-            <w:tcW w:type="dxa" w:w="1080"/>
+            <w:tcW w:type="dxa" w:w="1530"/>
           </w:tcPr>
           <w:p>
             <w:r>
@@ -172,7 +196,7 @@
         </w:tc>
         <w:tc>
           <w:tcPr>
-            <w:tcW w:type="dxa" w:w="1080"/>
+            <w:tcW w:type="dxa" w:w="1530"/>
           </w:tcPr>
           <w:p>
             <w:r>
@@ -184,7 +208,259 @@
         </w:tc>
         <w:tc>
           <w:tcPr>
-            <w:tcW w:type="dxa" w:w="1080"/>
+            <w:tcW w:type="dxa" w:w="1530"/>
+          </w:tcPr>
+          <w:p>
+            <w:r/>
+          </w:p>
+        </w:tc>
+        <w:tc>
+          <w:tcPr>
+            <w:tcW w:type="dxa" w:w="1530"/>
+          </w:tcPr>
+          <w:p>
+            <w:r>
+              <w:t>8:00-8:40</w:t>
+            </w:r>
+          </w:p>
+        </w:tc>
+      </w:tr>
+      <w:tr>
+        <w:tc>
+          <w:tcPr>
+            <w:tcW w:type="dxa" w:w="1530"/>
+          </w:tcPr>
+          <w:p>
+            <w:r>
+              <w:t>P2</w:t>
+            </w:r>
+          </w:p>
+        </w:tc>
+        <w:tc>
+          <w:tcPr>
+            <w:tcW w:type="dxa" w:w="1530"/>
+          </w:tcPr>
+          <w:p>
+            <w:r>
+              <w:t>8:50-9:30</w:t>
+            </w:r>
+          </w:p>
+        </w:tc>
+        <w:tc>
+          <w:tcPr>
+            <w:tcW w:type="dxa" w:w="1530"/>
+          </w:tcPr>
+          <w:p>
+            <w:r>
+              <w:t>9D</w:t>
+              <w:br/>
+              <w:t>ENGLISH</w:t>
+            </w:r>
+          </w:p>
+        </w:tc>
+        <w:tc>
+          <w:tcPr>
+            <w:tcW w:type="dxa" w:w="1530"/>
+          </w:tcPr>
+          <w:p>
+            <w:r>
+              <w:t>10A</w:t>
+              <w:br/>
+              <w:t>ENGLISH</w:t>
+            </w:r>
+          </w:p>
+        </w:tc>
+        <w:tc>
+          <w:tcPr>
+            <w:tcW w:type="dxa" w:w="1530"/>
+          </w:tcPr>
+          <w:p>
+            <w:r>
+              <w:t>7C</w:t>
+              <w:br/>
+              <w:t>S.ST</w:t>
+            </w:r>
+          </w:p>
+        </w:tc>
+        <w:tc>
+          <w:tcPr>
+            <w:tcW w:type="dxa" w:w="1530"/>
+          </w:tcPr>
+          <w:p>
+            <w:r/>
+          </w:p>
+        </w:tc>
+        <w:tc>
+          <w:tcPr>
+            <w:tcW w:type="dxa" w:w="1530"/>
+          </w:tcPr>
+          <w:p>
+            <w:r/>
+          </w:p>
+        </w:tc>
+        <w:tc>
+          <w:tcPr>
+            <w:tcW w:type="dxa" w:w="1530"/>
+          </w:tcPr>
+          <w:p>
+            <w:r>
+              <w:t>8:40-9:15</w:t>
+            </w:r>
+          </w:p>
+        </w:tc>
+      </w:tr>
+      <w:tr>
+        <w:tc>
+          <w:tcPr>
+            <w:tcW w:type="dxa" w:w="1530"/>
+          </w:tcPr>
+          <w:p>
+            <w:r>
+              <w:t>P3</w:t>
+            </w:r>
+          </w:p>
+        </w:tc>
+        <w:tc>
+          <w:tcPr>
+            <w:tcW w:type="dxa" w:w="1530"/>
+          </w:tcPr>
+          <w:p>
+            <w:r>
+              <w:t>9:30-10:10</w:t>
+            </w:r>
+          </w:p>
+        </w:tc>
+        <w:tc>
+          <w:tcPr>
+            <w:tcW w:type="dxa" w:w="1530"/>
+          </w:tcPr>
+          <w:p>
+            <w:r/>
+          </w:p>
+        </w:tc>
+        <w:tc>
+          <w:tcPr>
+            <w:tcW w:type="dxa" w:w="1530"/>
+          </w:tcPr>
+          <w:p>
+            <w:r>
+              <w:t>10D</w:t>
+              <w:br/>
+              <w:t>ENGLISH</w:t>
+            </w:r>
+          </w:p>
+        </w:tc>
+        <w:tc>
+          <w:tcPr>
+            <w:tcW w:type="dxa" w:w="1530"/>
+          </w:tcPr>
+          <w:p>
+            <w:r/>
+          </w:p>
+        </w:tc>
+        <w:tc>
+          <w:tcPr>
+            <w:tcW w:type="dxa" w:w="1530"/>
+          </w:tcPr>
+          <w:p>
+            <w:r>
+              <w:t>10D</w:t>
+              <w:br/>
+              <w:t>ENGLISH</w:t>
+            </w:r>
+          </w:p>
+        </w:tc>
+        <w:tc>
+          <w:tcPr>
+            <w:tcW w:type="dxa" w:w="1530"/>
+          </w:tcPr>
+          <w:p>
+            <w:r>
+              <w:t>10A</w:t>
+              <w:br/>
+              <w:t>ENGLISH</w:t>
+            </w:r>
+          </w:p>
+        </w:tc>
+        <w:tc>
+          <w:tcPr>
+            <w:tcW w:type="dxa" w:w="1530"/>
+          </w:tcPr>
+          <w:p>
+            <w:r>
+              <w:t>9:15-9:50</w:t>
+            </w:r>
+          </w:p>
+        </w:tc>
+      </w:tr>
+      <w:tr>
+        <w:tc>
+          <w:tcPr>
+            <w:tcW w:type="dxa" w:w="1530"/>
+          </w:tcPr>
+          <w:p>
+            <w:r>
+              <w:t>P4</w:t>
+            </w:r>
+          </w:p>
+        </w:tc>
+        <w:tc>
+          <w:tcPr>
+            <w:tcW w:type="dxa" w:w="1530"/>
+          </w:tcPr>
+          <w:p>
+            <w:r>
+              <w:t>10:10-10:50</w:t>
+            </w:r>
+          </w:p>
+        </w:tc>
+        <w:tc>
+          <w:tcPr>
+            <w:tcW w:type="dxa" w:w="1530"/>
+          </w:tcPr>
+          <w:p>
+            <w:r>
+              <w:t>7C</w:t>
+              <w:br/>
+              <w:t>S.ST</w:t>
+            </w:r>
+          </w:p>
+        </w:tc>
+        <w:tc>
+          <w:tcPr>
+            <w:tcW w:type="dxa" w:w="1530"/>
+          </w:tcPr>
+          <w:p>
+            <w:r/>
+          </w:p>
+        </w:tc>
+        <w:tc>
+          <w:tcPr>
+            <w:tcW w:type="dxa" w:w="1530"/>
+          </w:tcPr>
+          <w:p>
+            <w:r>
+              <w:t>10A</w:t>
+              <w:br/>
+              <w:t>ENGLISH</w:t>
+            </w:r>
+          </w:p>
+        </w:tc>
+        <w:tc>
+          <w:tcPr>
+            <w:tcW w:type="dxa" w:w="1530"/>
+          </w:tcPr>
+          <w:p>
+            <w:r>
+              <w:t>7C</w:t>
+              <w:br/>
+              <w:t>S.ST</w:t>
+            </w:r>
+          </w:p>
+        </w:tc>
+        <w:tc>
+          <w:tcPr>
+            <w:tcW w:type="dxa" w:w="1530"/>
           </w:tcPr>
           <w:p>
             <w:r>
@@ -196,11 +472,11 @@
         </w:tc>
         <w:tc>
           <w:tcPr>
-            <w:tcW w:type="dxa" w:w="1080"/>
+            <w:tcW w:type="dxa" w:w="1530"/>
           </w:tcPr>
           <w:p>
             <w:r>
-              <w:t>8:00-8:40</w:t>
+              <w:t>9:50-10:25</w:t>
             </w:r>
           </w:p>
         </w:tc>
@@ -208,27 +484,27 @@
       <w:tr>
         <w:tc>
           <w:tcPr>
-            <w:tcW w:type="dxa" w:w="1080"/>
+            <w:tcW w:type="dxa" w:w="1530"/>
           </w:tcPr>
           <w:p>
             <w:r>
-              <w:t>P2</w:t>
+              <w:t>Lunch</w:t>
             </w:r>
           </w:p>
         </w:tc>
         <w:tc>
           <w:tcPr>
-            <w:tcW w:type="dxa" w:w="1080"/>
+            <w:tcW w:type="dxa" w:w="1530"/>
           </w:tcPr>
           <w:p>
             <w:r>
-              <w:t>8:50-9:30</w:t>
+              <w:t>10:50-11:20</w:t>
             </w:r>
           </w:p>
         </w:tc>
         <w:tc>
           <w:tcPr>
-            <w:tcW w:type="dxa" w:w="1080"/>
+            <w:tcW w:type="dxa" w:w="1530"/>
           </w:tcPr>
           <w:p>
             <w:r/>
@@ -236,7 +512,107 @@
         </w:tc>
         <w:tc>
           <w:tcPr>
-            <w:tcW w:type="dxa" w:w="1080"/>
+            <w:tcW w:type="dxa" w:w="1530"/>
+          </w:tcPr>
+          <w:p>
+            <w:r/>
+          </w:p>
+        </w:tc>
+        <w:tc>
+          <w:tcPr>
+            <w:tcW w:type="dxa" w:w="1530"/>
+          </w:tcPr>
+          <w:p>
+            <w:r/>
+          </w:p>
+        </w:tc>
+        <w:tc>
+          <w:tcPr>
+            <w:tcW w:type="dxa" w:w="1530"/>
+          </w:tcPr>
+          <w:p>
+            <w:r/>
+          </w:p>
+        </w:tc>
+        <w:tc>
+          <w:tcPr>
+            <w:tcW w:type="dxa" w:w="1530"/>
+          </w:tcPr>
+          <w:p>
+            <w:r/>
+          </w:p>
+        </w:tc>
+        <w:tc>
+          <w:tcPr>
+            <w:tcW w:type="dxa" w:w="1530"/>
+          </w:tcPr>
+          <w:p>
+            <w:r>
+              <w:t>10:25-10:55</w:t>
+            </w:r>
+          </w:p>
+        </w:tc>
+      </w:tr>
+      <w:tr>
+        <w:tc>
+          <w:tcPr>
+            <w:tcW w:type="dxa" w:w="1530"/>
+          </w:tcPr>
+          <w:p>
+            <w:r>
+              <w:t>P5</w:t>
+            </w:r>
+          </w:p>
+        </w:tc>
+        <w:tc>
+          <w:tcPr>
+            <w:tcW w:type="dxa" w:w="1530"/>
+          </w:tcPr>
+          <w:p>
+            <w:r>
+              <w:t>11:20-12:00</w:t>
+            </w:r>
+          </w:p>
+        </w:tc>
+        <w:tc>
+          <w:tcPr>
+            <w:tcW w:type="dxa" w:w="1530"/>
+          </w:tcPr>
+          <w:p>
+            <w:r>
+              <w:t>10A</w:t>
+              <w:br/>
+              <w:t>ENGLISH</w:t>
+            </w:r>
+          </w:p>
+        </w:tc>
+        <w:tc>
+          <w:tcPr>
+            <w:tcW w:type="dxa" w:w="1530"/>
+          </w:tcPr>
+          <w:p>
+            <w:r/>
+          </w:p>
+        </w:tc>
+        <w:tc>
+          <w:tcPr>
+            <w:tcW w:type="dxa" w:w="1530"/>
+          </w:tcPr>
+          <w:p>
+            <w:r/>
+          </w:p>
+        </w:tc>
+        <w:tc>
+          <w:tcPr>
+            <w:tcW w:type="dxa" w:w="1530"/>
+          </w:tcPr>
+          <w:p>
+            <w:r/>
+          </w:p>
+        </w:tc>
+        <w:tc>
+          <w:tcPr>
+            <w:tcW w:type="dxa" w:w="1530"/>
           </w:tcPr>
           <w:p>
             <w:r>
@@ -248,7 +624,155 @@
         </w:tc>
         <w:tc>
           <w:tcPr>
-            <w:tcW w:type="dxa" w:w="1080"/>
+            <w:tcW w:type="dxa" w:w="1530"/>
+          </w:tcPr>
+          <w:p>
+            <w:r>
+              <w:t>10:55-11:35</w:t>
+            </w:r>
+          </w:p>
+        </w:tc>
+      </w:tr>
+      <w:tr>
+        <w:tc>
+          <w:tcPr>
+            <w:tcW w:type="dxa" w:w="1530"/>
+          </w:tcPr>
+          <w:p>
+            <w:r>
+              <w:t>P6</w:t>
+            </w:r>
+          </w:p>
+        </w:tc>
+        <w:tc>
+          <w:tcPr>
+            <w:tcW w:type="dxa" w:w="1530"/>
+          </w:tcPr>
+          <w:p>
+            <w:r>
+              <w:t>12:00-12:40</w:t>
+            </w:r>
+          </w:p>
+        </w:tc>
+        <w:tc>
+          <w:tcPr>
+            <w:tcW w:type="dxa" w:w="1530"/>
+          </w:tcPr>
+          <w:p>
+            <w:r/>
+          </w:p>
+        </w:tc>
+        <w:tc>
+          <w:tcPr>
+            <w:tcW w:type="dxa" w:w="1530"/>
+          </w:tcPr>
+          <w:p>
+            <w:r>
+              <w:t>7C</w:t>
+              <w:br/>
+              <w:t>S.ST</w:t>
+            </w:r>
+          </w:p>
+        </w:tc>
+        <w:tc>
+          <w:tcPr>
+            <w:tcW w:type="dxa" w:w="1530"/>
+          </w:tcPr>
+          <w:p>
+            <w:r>
+              <w:t>9D</w:t>
+              <w:br/>
+              <w:t>ENGLISH</w:t>
+            </w:r>
+          </w:p>
+        </w:tc>
+        <w:tc>
+          <w:tcPr>
+            <w:tcW w:type="dxa" w:w="1530"/>
+          </w:tcPr>
+          <w:p>
+            <w:r/>
+          </w:p>
+        </w:tc>
+        <w:tc>
+          <w:tcPr>
+            <w:tcW w:type="dxa" w:w="1530"/>
+          </w:tcPr>
+          <w:p>
+            <w:r>
+              <w:t>10D</w:t>
+              <w:br/>
+              <w:t>ENGLISH</w:t>
+            </w:r>
+          </w:p>
+        </w:tc>
+        <w:tc>
+          <w:tcPr>
+            <w:tcW w:type="dxa" w:w="1530"/>
+          </w:tcPr>
+          <w:p>
+            <w:r>
+              <w:t>11:35-12:15</w:t>
+            </w:r>
+          </w:p>
+        </w:tc>
+      </w:tr>
+      <w:tr>
+        <w:tc>
+          <w:tcPr>
+            <w:tcW w:type="dxa" w:w="1530"/>
+          </w:tcPr>
+          <w:p>
+            <w:r>
+              <w:t>P7</w:t>
+            </w:r>
+          </w:p>
+        </w:tc>
+        <w:tc>
+          <w:tcPr>
+            <w:tcW w:type="dxa" w:w="1530"/>
+          </w:tcPr>
+          <w:p>
+            <w:r>
+              <w:t>12:40-1:20</w:t>
+            </w:r>
+          </w:p>
+        </w:tc>
+        <w:tc>
+          <w:tcPr>
+            <w:tcW w:type="dxa" w:w="1530"/>
+          </w:tcPr>
+          <w:p>
+            <w:r/>
+          </w:p>
+        </w:tc>
+        <w:tc>
+          <w:tcPr>
+            <w:tcW w:type="dxa" w:w="1530"/>
+          </w:tcPr>
+          <w:p>
+            <w:r>
+              <w:t>9D</w:t>
+              <w:br/>
+              <w:t>ENGLISH</w:t>
+            </w:r>
+          </w:p>
+        </w:tc>
+        <w:tc>
+          <w:tcPr>
+            <w:tcW w:type="dxa" w:w="1530"/>
+          </w:tcPr>
+          <w:p>
+            <w:r>
+              <w:t>10D</w:t>
+              <w:br/>
+              <w:t>ENGLISH</w:t>
+            </w:r>
+          </w:p>
+        </w:tc>
+        <w:tc>
+          <w:tcPr>
+            <w:tcW w:type="dxa" w:w="1530"/>
           </w:tcPr>
           <w:p>
             <w:r>
@@ -260,11 +784,49 @@
         </w:tc>
         <w:tc>
           <w:tcPr>
-            <w:tcW w:type="dxa" w:w="1080"/>
+            <w:tcW w:type="dxa" w:w="1530"/>
+          </w:tcPr>
+          <w:p>
+            <w:r/>
+          </w:p>
+        </w:tc>
+        <w:tc>
+          <w:tcPr>
+            <w:tcW w:type="dxa" w:w="1530"/>
+          </w:tcPr>
+          <w:p>
+            <w:r/>
+          </w:p>
+        </w:tc>
+      </w:tr>
+      <w:tr>
+        <w:tc>
+          <w:tcPr>
+            <w:tcW w:type="dxa" w:w="1530"/>
           </w:tcPr>
           <w:p>
             <w:r>
-              <w:t>10A</w:t>
+              <w:t>P8</w:t>
+            </w:r>
+          </w:p>
+        </w:tc>
+        <w:tc>
+          <w:tcPr>
+            <w:tcW w:type="dxa" w:w="1530"/>
+          </w:tcPr>
+          <w:p>
+            <w:r>
+              <w:t>1:20-2:00</w:t>
+            </w:r>
+          </w:p>
+        </w:tc>
+        <w:tc>
+          <w:tcPr>
+            <w:tcW w:type="dxa" w:w="1530"/>
+          </w:tcPr>
+          <w:p>
+            <w:r>
+              <w:t>10D</w:t>
               <w:br/>
               <w:t>ENGLISH</w:t>
             </w:r>
@@ -272,7 +834,7 @@
         </w:tc>
         <w:tc>
           <w:tcPr>
-            <w:tcW w:type="dxa" w:w="1080"/>
+            <w:tcW w:type="dxa" w:w="1530"/>
           </w:tcPr>
           <w:p>
             <w:r/>
@@ -280,63 +842,7 @@
         </w:tc>
         <w:tc>
           <w:tcPr>
-            <w:tcW w:type="dxa" w:w="1080"/>
-          </w:tcPr>
-          <w:p>
-            <w:r>
-              <w:t>8:40-9:15</w:t>
-            </w:r>
-          </w:p>
-        </w:tc>
-      </w:tr>
-      <w:tr>
-        <w:tc>
-          <w:tcPr>
-            <w:tcW w:type="dxa" w:w="1080"/>
-          </w:tcPr>
-          <w:p>
-            <w:r>
-              <w:t>P3</w:t>
-            </w:r>
-          </w:p>
-        </w:tc>
-        <w:tc>
-          <w:tcPr>
-            <w:tcW w:type="dxa" w:w="1080"/>
-          </w:tcPr>
-          <w:p>
-            <w:r>
-              <w:t>9:30-10:10</w:t>
-            </w:r>
-          </w:p>
-        </w:tc>
-        <w:tc>
-          <w:tcPr>
-            <w:tcW w:type="dxa" w:w="1080"/>
-          </w:tcPr>
-          <w:p>
-            <w:r>
-              <w:t>7C</w:t>
-              <w:br/>
-              <w:t>S.ST</w:t>
-            </w:r>
-          </w:p>
-        </w:tc>
-        <w:tc>
-          <w:tcPr>
-            <w:tcW w:type="dxa" w:w="1080"/>
-          </w:tcPr>
-          <w:p>
-            <w:r>
-              <w:t>7C</w:t>
-              <w:br/>
-              <w:t>S.ST</w:t>
-            </w:r>
-          </w:p>
-        </w:tc>
-        <w:tc>
-          <w:tcPr>
-            <w:tcW w:type="dxa" w:w="1080"/>
+            <w:tcW w:type="dxa" w:w="1530"/>
           </w:tcPr>
           <w:p>
             <w:r/>
@@ -344,19 +850,7 @@
         </w:tc>
         <w:tc>
           <w:tcPr>
-            <w:tcW w:type="dxa" w:w="1080"/>
-          </w:tcPr>
-          <w:p>
-            <w:r>
-              <w:t>7C</w:t>
-              <w:br/>
-              <w:t>S.ST</w:t>
-            </w:r>
-          </w:p>
-        </w:tc>
-        <w:tc>
-          <w:tcPr>
-            <w:tcW w:type="dxa" w:w="1080"/>
+            <w:tcW w:type="dxa" w:w="1530"/>
           </w:tcPr>
           <w:p>
             <w:r>
@@ -368,39 +862,7 @@
         </w:tc>
         <w:tc>
           <w:tcPr>
-            <w:tcW w:type="dxa" w:w="1080"/>
-          </w:tcPr>
-          <w:p>
-            <w:r>
-              <w:t>9:15-9:50</w:t>
-            </w:r>
-          </w:p>
-        </w:tc>
-      </w:tr>
-      <w:tr>
-        <w:tc>
-          <w:tcPr>
-            <w:tcW w:type="dxa" w:w="1080"/>
-          </w:tcPr>
-          <w:p>
-            <w:r>
-              <w:t>P4</w:t>
-            </w:r>
-          </w:p>
-        </w:tc>
-        <w:tc>
-          <w:tcPr>
-            <w:tcW w:type="dxa" w:w="1080"/>
-          </w:tcPr>
-          <w:p>
-            <w:r>
-              <w:t>10:10-10:50</w:t>
-            </w:r>
-          </w:p>
-        </w:tc>
-        <w:tc>
-          <w:tcPr>
-            <w:tcW w:type="dxa" w:w="1080"/>
+            <w:tcW w:type="dxa" w:w="1530"/>
           </w:tcPr>
           <w:p>
             <w:r/>
@@ -408,447 +870,7 @@
         </w:tc>
         <w:tc>
           <w:tcPr>
-            <w:tcW w:type="dxa" w:w="1080"/>
-          </w:tcPr>
-          <w:p>
-            <w:r/>
-          </w:p>
-        </w:tc>
-        <w:tc>
-          <w:tcPr>
-            <w:tcW w:type="dxa" w:w="1080"/>
-          </w:tcPr>
-          <w:p>
-            <w:r>
-              <w:t>9D</w:t>
-              <w:br/>
-              <w:t>ENGLISH</w:t>
-            </w:r>
-          </w:p>
-        </w:tc>
-        <w:tc>
-          <w:tcPr>
-            <w:tcW w:type="dxa" w:w="1080"/>
-          </w:tcPr>
-          <w:p>
-            <w:r/>
-          </w:p>
-        </w:tc>
-        <w:tc>
-          <w:tcPr>
-            <w:tcW w:type="dxa" w:w="1080"/>
-          </w:tcPr>
-          <w:p>
-            <w:r>
-              <w:t>10A</w:t>
-              <w:br/>
-              <w:t>ENGLISH</w:t>
-            </w:r>
-          </w:p>
-        </w:tc>
-        <w:tc>
-          <w:tcPr>
-            <w:tcW w:type="dxa" w:w="1080"/>
-          </w:tcPr>
-          <w:p>
-            <w:r>
-              <w:t>9:50-10:25</w:t>
-            </w:r>
-          </w:p>
-        </w:tc>
-      </w:tr>
-      <w:tr>
-        <w:tc>
-          <w:tcPr>
-            <w:tcW w:type="dxa" w:w="1080"/>
-          </w:tcPr>
-          <w:p>
-            <w:r>
-              <w:t>P5</w:t>
-            </w:r>
-          </w:p>
-        </w:tc>
-        <w:tc>
-          <w:tcPr>
-            <w:tcW w:type="dxa" w:w="1080"/>
-          </w:tcPr>
-          <w:p>
-            <w:r>
-              <w:t>10:50-11:30</w:t>
-            </w:r>
-          </w:p>
-        </w:tc>
-        <w:tc>
-          <w:tcPr>
-            <w:tcW w:type="dxa" w:w="1080"/>
-          </w:tcPr>
-          <w:p>
-            <w:r/>
-          </w:p>
-        </w:tc>
-        <w:tc>
-          <w:tcPr>
-            <w:tcW w:type="dxa" w:w="1080"/>
-          </w:tcPr>
-          <w:p>
-            <w:r/>
-          </w:p>
-        </w:tc>
-        <w:tc>
-          <w:tcPr>
-            <w:tcW w:type="dxa" w:w="1080"/>
-          </w:tcPr>
-          <w:p>
-            <w:r/>
-          </w:p>
-        </w:tc>
-        <w:tc>
-          <w:tcPr>
-            <w:tcW w:type="dxa" w:w="1080"/>
-          </w:tcPr>
-          <w:p>
-            <w:r/>
-          </w:p>
-        </w:tc>
-        <w:tc>
-          <w:tcPr>
-            <w:tcW w:type="dxa" w:w="1080"/>
-          </w:tcPr>
-          <w:p>
-            <w:r>
-              <w:t>Lunch</w:t>
-            </w:r>
-          </w:p>
-        </w:tc>
-        <w:tc>
-          <w:tcPr>
-            <w:tcW w:type="dxa" w:w="1080"/>
-          </w:tcPr>
-          <w:p>
-            <w:r>
-              <w:t>10:55-11:35</w:t>
-            </w:r>
-          </w:p>
-        </w:tc>
-      </w:tr>
-      <w:tr>
-        <w:tc>
-          <w:tcPr>
-            <w:tcW w:type="dxa" w:w="1080"/>
-          </w:tcPr>
-          <w:p>
-            <w:r>
-              <w:t>Lunch</w:t>
-            </w:r>
-          </w:p>
-        </w:tc>
-        <w:tc>
-          <w:tcPr>
-            <w:tcW w:type="dxa" w:w="1080"/>
-          </w:tcPr>
-          <w:p>
-            <w:r>
-              <w:t>11:30-12:00</w:t>
-            </w:r>
-          </w:p>
-        </w:tc>
-        <w:tc>
-          <w:tcPr>
-            <w:tcW w:type="dxa" w:w="1080"/>
-          </w:tcPr>
-          <w:p>
-            <w:r/>
-          </w:p>
-        </w:tc>
-        <w:tc>
-          <w:tcPr>
-            <w:tcW w:type="dxa" w:w="1080"/>
-          </w:tcPr>
-          <w:p>
-            <w:r/>
-          </w:p>
-        </w:tc>
-        <w:tc>
-          <w:tcPr>
-            <w:tcW w:type="dxa" w:w="1080"/>
-          </w:tcPr>
-          <w:p>
-            <w:r/>
-          </w:p>
-        </w:tc>
-        <w:tc>
-          <w:tcPr>
-            <w:tcW w:type="dxa" w:w="1080"/>
-          </w:tcPr>
-          <w:p>
-            <w:r/>
-          </w:p>
-        </w:tc>
-        <w:tc>
-          <w:tcPr>
-            <w:tcW w:type="dxa" w:w="1080"/>
-          </w:tcPr>
-          <w:p>
-            <w:r>
-              <w:t>10D</w:t>
-              <w:br/>
-              <w:t>ENGLISH</w:t>
-            </w:r>
-          </w:p>
-        </w:tc>
-        <w:tc>
-          <w:tcPr>
-            <w:tcW w:type="dxa" w:w="1080"/>
-          </w:tcPr>
-          <w:p>
-            <w:r>
-              <w:t>10:25-10:55</w:t>
-            </w:r>
-          </w:p>
-        </w:tc>
-      </w:tr>
-      <w:tr>
-        <w:tc>
-          <w:tcPr>
-            <w:tcW w:type="dxa" w:w="1080"/>
-          </w:tcPr>
-          <w:p>
-            <w:r>
-              <w:t>P6</w:t>
-            </w:r>
-          </w:p>
-        </w:tc>
-        <w:tc>
-          <w:tcPr>
-            <w:tcW w:type="dxa" w:w="1080"/>
-          </w:tcPr>
-          <w:p>
-            <w:r>
-              <w:t>12:00-12:40</w:t>
-            </w:r>
-          </w:p>
-        </w:tc>
-        <w:tc>
-          <w:tcPr>
-            <w:tcW w:type="dxa" w:w="1080"/>
-          </w:tcPr>
-          <w:p>
-            <w:r>
-              <w:t>10A</w:t>
-              <w:br/>
-              <w:t>ENGLISH</w:t>
-            </w:r>
-          </w:p>
-        </w:tc>
-        <w:tc>
-          <w:tcPr>
-            <w:tcW w:type="dxa" w:w="1080"/>
-          </w:tcPr>
-          <w:p>
-            <w:r>
-              <w:t>10A</w:t>
-              <w:br/>
-              <w:t>ENGLISH</w:t>
-            </w:r>
-          </w:p>
-        </w:tc>
-        <w:tc>
-          <w:tcPr>
-            <w:tcW w:type="dxa" w:w="1080"/>
-          </w:tcPr>
-          <w:p>
-            <w:r>
-              <w:t>7C</w:t>
-              <w:br/>
-              <w:t>S.ST</w:t>
-            </w:r>
-          </w:p>
-        </w:tc>
-        <w:tc>
-          <w:tcPr>
-            <w:tcW w:type="dxa" w:w="1080"/>
-          </w:tcPr>
-          <w:p>
-            <w:r>
-              <w:t>9D</w:t>
-              <w:br/>
-              <w:t>ENGLISH</w:t>
-            </w:r>
-          </w:p>
-        </w:tc>
-        <w:tc>
-          <w:tcPr>
-            <w:tcW w:type="dxa" w:w="1080"/>
-          </w:tcPr>
-          <w:p>
-            <w:r/>
-          </w:p>
-        </w:tc>
-        <w:tc>
-          <w:tcPr>
-            <w:tcW w:type="dxa" w:w="1080"/>
-          </w:tcPr>
-          <w:p>
-            <w:r>
-              <w:t>11:35-12:15</w:t>
-            </w:r>
-          </w:p>
-        </w:tc>
-      </w:tr>
-      <w:tr>
-        <w:tc>
-          <w:tcPr>
-            <w:tcW w:type="dxa" w:w="1080"/>
-          </w:tcPr>
-          <w:p>
-            <w:r>
-              <w:t>P7</w:t>
-            </w:r>
-          </w:p>
-        </w:tc>
-        <w:tc>
-          <w:tcPr>
-            <w:tcW w:type="dxa" w:w="1080"/>
-          </w:tcPr>
-          <w:p>
-            <w:r>
-              <w:t>12:40-1:20</w:t>
-            </w:r>
-          </w:p>
-        </w:tc>
-        <w:tc>
-          <w:tcPr>
-            <w:tcW w:type="dxa" w:w="1080"/>
-          </w:tcPr>
-          <w:p>
-            <w:r>
-              <w:t>10D</w:t>
-              <w:br/>
-              <w:t>ENGLISH</w:t>
-            </w:r>
-          </w:p>
-        </w:tc>
-        <w:tc>
-          <w:tcPr>
-            <w:tcW w:type="dxa" w:w="1080"/>
-          </w:tcPr>
-          <w:p>
-            <w:r/>
-          </w:p>
-        </w:tc>
-        <w:tc>
-          <w:tcPr>
-            <w:tcW w:type="dxa" w:w="1080"/>
-          </w:tcPr>
-          <w:p>
-            <w:r>
-              <w:t>10D</w:t>
-              <w:br/>
-              <w:t>ENGLISH</w:t>
-            </w:r>
-          </w:p>
-        </w:tc>
-        <w:tc>
-          <w:tcPr>
-            <w:tcW w:type="dxa" w:w="1080"/>
-          </w:tcPr>
-          <w:p>
-            <w:r/>
-          </w:p>
-        </w:tc>
-        <w:tc>
-          <w:tcPr>
-            <w:tcW w:type="dxa" w:w="1080"/>
-          </w:tcPr>
-          <w:p>
-            <w:r/>
-          </w:p>
-        </w:tc>
-        <w:tc>
-          <w:tcPr>
-            <w:tcW w:type="dxa" w:w="1080"/>
-          </w:tcPr>
-          <w:p>
-            <w:r/>
-          </w:p>
-        </w:tc>
-      </w:tr>
-      <w:tr>
-        <w:tc>
-          <w:tcPr>
-            <w:tcW w:type="dxa" w:w="1080"/>
-          </w:tcPr>
-          <w:p>
-            <w:r>
-              <w:t>P8</w:t>
-            </w:r>
-          </w:p>
-        </w:tc>
-        <w:tc>
-          <w:tcPr>
-            <w:tcW w:type="dxa" w:w="1080"/>
-          </w:tcPr>
-          <w:p>
-            <w:r>
-              <w:t>1:20-2:00</w:t>
-            </w:r>
-          </w:p>
-        </w:tc>
-        <w:tc>
-          <w:tcPr>
-            <w:tcW w:type="dxa" w:w="1080"/>
-          </w:tcPr>
-          <w:p>
-            <w:r>
-              <w:t>9D</w:t>
-              <w:br/>
-              <w:t>ENGLISH</w:t>
-            </w:r>
-          </w:p>
-        </w:tc>
-        <w:tc>
-          <w:tcPr>
-            <w:tcW w:type="dxa" w:w="1080"/>
-          </w:tcPr>
-          <w:p>
-            <w:r/>
-          </w:p>
-        </w:tc>
-        <w:tc>
-          <w:tcPr>
-            <w:tcW w:type="dxa" w:w="1080"/>
-          </w:tcPr>
-          <w:p>
-            <w:r>
-              <w:t>10D</w:t>
-              <w:br/>
-              <w:t>ENGLISH</w:t>
-            </w:r>
-          </w:p>
-        </w:tc>
-        <w:tc>
-          <w:tcPr>
-            <w:tcW w:type="dxa" w:w="1080"/>
-          </w:tcPr>
-          <w:p>
-            <w:r>
-              <w:t>10D</w:t>
-              <w:br/>
-              <w:t>ENGLISH</w:t>
-            </w:r>
-          </w:p>
-        </w:tc>
-        <w:tc>
-          <w:tcPr>
-            <w:tcW w:type="dxa" w:w="1080"/>
-          </w:tcPr>
-          <w:p>
-            <w:r/>
-          </w:p>
-        </w:tc>
-        <w:tc>
-          <w:tcPr>
-            <w:tcW w:type="dxa" w:w="1080"/>
+            <w:tcW w:type="dxa" w:w="1530"/>
           </w:tcPr>
           <w:p>
             <w:r/>
@@ -857,7 +879,7 @@
       </w:tr>
     </w:tbl>
     <w:sectPr>
-      <w:pgSz w:w="12240" w:h="15840"/>
+      <w:pgSz w:w="15840" w:h="12240" w:orient="landscape"/>
       <w:pgMar w:top="1440" w:right="1800" w:bottom="1440" w:left="1800" w:header="720" w:footer="720" w:gutter="0"/>
       <w:cols w:space="720"/>
       <w:docGrid w:linePitch="360"/>

--- a/AMINA NADEEM_timetable.docx
+++ b/AMINA NADEEM_timetable.docx
@@ -211,7 +211,11 @@
             <w:tcW w:type="dxa" w:w="1530"/>
           </w:tcPr>
           <w:p>
-            <w:r/>
+            <w:r>
+              <w:t>9B</w:t>
+              <w:br/>
+              <w:t>ENGLISH</w:t>
+            </w:r>
           </w:p>
         </w:tc>
         <w:tc>
@@ -463,11 +467,7 @@
             <w:tcW w:type="dxa" w:w="1530"/>
           </w:tcPr>
           <w:p>
-            <w:r>
-              <w:t>9B</w:t>
-              <w:br/>
-              <w:t>ENGLISH</w:t>
-            </w:r>
+            <w:r/>
           </w:p>
         </w:tc>
         <w:tc>

--- a/AMINA NADEEM_timetable.docx
+++ b/AMINA NADEEM_timetable.docx
@@ -175,11 +175,15 @@
             <w:tcW w:type="dxa" w:w="1530"/>
           </w:tcPr>
           <w:p>
-            <w:r>
-              <w:t>9B</w:t>
-              <w:br/>
-              <w:t>ENGLISH</w:t>
-            </w:r>
+            <w:r/>
+          </w:p>
+        </w:tc>
+        <w:tc>
+          <w:tcPr>
+            <w:tcW w:type="dxa" w:w="1530"/>
+          </w:tcPr>
+          <w:p>
+            <w:r/>
           </w:p>
         </w:tc>
         <w:tc>
@@ -199,23 +203,7 @@
             <w:tcW w:type="dxa" w:w="1530"/>
           </w:tcPr>
           <w:p>
-            <w:r>
-              <w:t>9B</w:t>
-              <w:br/>
-              <w:t>ENGLISH</w:t>
-            </w:r>
-          </w:p>
-        </w:tc>
-        <w:tc>
-          <w:tcPr>
-            <w:tcW w:type="dxa" w:w="1530"/>
-          </w:tcPr>
-          <w:p>
-            <w:r>
-              <w:t>9B</w:t>
-              <w:br/>
-              <w:t>ENGLISH</w:t>
-            </w:r>
+            <w:r/>
           </w:p>
         </w:tc>
         <w:tc>
@@ -256,7 +244,7 @@
           </w:tcPr>
           <w:p>
             <w:r>
-              <w:t>9D</w:t>
+              <w:t>10F</w:t>
               <w:br/>
               <w:t>ENGLISH</w:t>
             </w:r>
@@ -291,7 +279,11 @@
             <w:tcW w:type="dxa" w:w="1530"/>
           </w:tcPr>
           <w:p>
-            <w:r/>
+            <w:r>
+              <w:t>10F</w:t>
+              <w:br/>
+              <w:t>ENGLISH</w:t>
+            </w:r>
           </w:p>
         </w:tc>
         <w:tc>
@@ -367,11 +359,7 @@
             <w:tcW w:type="dxa" w:w="1530"/>
           </w:tcPr>
           <w:p>
-            <w:r>
-              <w:t>10D</w:t>
-              <w:br/>
-              <w:t>ENGLISH</w:t>
-            </w:r>
+            <w:r/>
           </w:p>
         </w:tc>
         <w:tc>
@@ -467,7 +455,11 @@
             <w:tcW w:type="dxa" w:w="1530"/>
           </w:tcPr>
           <w:p>
-            <w:r/>
+            <w:r>
+              <w:t>9B</w:t>
+              <w:br/>
+              <w:t>ENGLISH</w:t>
+            </w:r>
           </w:p>
         </w:tc>
         <w:tc>
@@ -591,23 +583,11 @@
             <w:tcW w:type="dxa" w:w="1530"/>
           </w:tcPr>
           <w:p>
-            <w:r/>
-          </w:p>
-        </w:tc>
-        <w:tc>
-          <w:tcPr>
-            <w:tcW w:type="dxa" w:w="1530"/>
-          </w:tcPr>
-          <w:p>
-            <w:r/>
-          </w:p>
-        </w:tc>
-        <w:tc>
-          <w:tcPr>
-            <w:tcW w:type="dxa" w:w="1530"/>
-          </w:tcPr>
-          <w:p>
-            <w:r/>
+            <w:r>
+              <w:t>10F</w:t>
+              <w:br/>
+              <w:t>ENGLISH</w:t>
+            </w:r>
           </w:p>
         </w:tc>
         <w:tc>
@@ -616,7 +596,31 @@
           </w:tcPr>
           <w:p>
             <w:r>
-              <w:t>9D</w:t>
+              <w:t>10F</w:t>
+              <w:br/>
+              <w:t>ENGLISH</w:t>
+            </w:r>
+          </w:p>
+        </w:tc>
+        <w:tc>
+          <w:tcPr>
+            <w:tcW w:type="dxa" w:w="1530"/>
+          </w:tcPr>
+          <w:p>
+            <w:r>
+              <w:t>10D</w:t>
+              <w:br/>
+              <w:t>ENGLISH</w:t>
+            </w:r>
+          </w:p>
+        </w:tc>
+        <w:tc>
+          <w:tcPr>
+            <w:tcW w:type="dxa" w:w="1530"/>
+          </w:tcPr>
+          <w:p>
+            <w:r>
+              <w:t>10F</w:t>
               <w:br/>
               <w:t>ENGLISH</w:t>
             </w:r>
@@ -680,7 +684,7 @@
           </w:tcPr>
           <w:p>
             <w:r>
-              <w:t>9D</w:t>
+              <w:t>9B</w:t>
               <w:br/>
               <w:t>ENGLISH</w:t>
             </w:r>
@@ -751,11 +755,7 @@
             <w:tcW w:type="dxa" w:w="1530"/>
           </w:tcPr>
           <w:p>
-            <w:r>
-              <w:t>9D</w:t>
-              <w:br/>
-              <w:t>ENGLISH</w:t>
-            </w:r>
+            <w:r/>
           </w:p>
         </w:tc>
         <w:tc>
@@ -763,11 +763,7 @@
             <w:tcW w:type="dxa" w:w="1530"/>
           </w:tcPr>
           <w:p>
-            <w:r>
-              <w:t>10D</w:t>
-              <w:br/>
-              <w:t>ENGLISH</w:t>
-            </w:r>
+            <w:r/>
           </w:p>
         </w:tc>
         <w:tc>
@@ -837,7 +833,23 @@
             <w:tcW w:type="dxa" w:w="1530"/>
           </w:tcPr>
           <w:p>
-            <w:r/>
+            <w:r>
+              <w:t>9B</w:t>
+              <w:br/>
+              <w:t>ENGLISH</w:t>
+            </w:r>
+          </w:p>
+        </w:tc>
+        <w:tc>
+          <w:tcPr>
+            <w:tcW w:type="dxa" w:w="1530"/>
+          </w:tcPr>
+          <w:p>
+            <w:r>
+              <w:t>10D</w:t>
+              <w:br/>
+              <w:t>ENGLISH</w:t>
+            </w:r>
           </w:p>
         </w:tc>
         <w:tc>
@@ -846,18 +858,6 @@
           </w:tcPr>
           <w:p>
             <w:r/>
-          </w:p>
-        </w:tc>
-        <w:tc>
-          <w:tcPr>
-            <w:tcW w:type="dxa" w:w="1530"/>
-          </w:tcPr>
-          <w:p>
-            <w:r>
-              <w:t>9D</w:t>
-              <w:br/>
-              <w:t>ENGLISH</w:t>
-            </w:r>
           </w:p>
         </w:tc>
         <w:tc>

--- a/AMINA NADEEM_timetable.docx
+++ b/AMINA NADEEM_timetable.docx
@@ -163,11 +163,15 @@
             <w:tcW w:type="dxa" w:w="1530"/>
           </w:tcPr>
           <w:p>
-            <w:r>
-              <w:t>9B</w:t>
-              <w:br/>
-              <w:t>ENGLISH</w:t>
-            </w:r>
+            <w:r/>
+          </w:p>
+        </w:tc>
+        <w:tc>
+          <w:tcPr>
+            <w:tcW w:type="dxa" w:w="1530"/>
+          </w:tcPr>
+          <w:p>
+            <w:r/>
           </w:p>
         </w:tc>
         <w:tc>
@@ -192,18 +196,10 @@
           </w:tcPr>
           <w:p>
             <w:r>
-              <w:t>9B</w:t>
+              <w:t>10A</w:t>
               <w:br/>
               <w:t>ENGLISH</w:t>
             </w:r>
-          </w:p>
-        </w:tc>
-        <w:tc>
-          <w:tcPr>
-            <w:tcW w:type="dxa" w:w="1530"/>
-          </w:tcPr>
-          <w:p>
-            <w:r/>
           </w:p>
         </w:tc>
         <w:tc>
@@ -244,6 +240,18 @@
           </w:tcPr>
           <w:p>
             <w:r>
+              <w:t>10D</w:t>
+              <w:br/>
+              <w:t>ENGLISH</w:t>
+            </w:r>
+          </w:p>
+        </w:tc>
+        <w:tc>
+          <w:tcPr>
+            <w:tcW w:type="dxa" w:w="1530"/>
+          </w:tcPr>
+          <w:p>
+            <w:r>
               <w:t>10F</w:t>
               <w:br/>
               <w:t>ENGLISH</w:t>
@@ -255,23 +263,7 @@
             <w:tcW w:type="dxa" w:w="1530"/>
           </w:tcPr>
           <w:p>
-            <w:r>
-              <w:t>10A</w:t>
-              <w:br/>
-              <w:t>ENGLISH</w:t>
-            </w:r>
-          </w:p>
-        </w:tc>
-        <w:tc>
-          <w:tcPr>
-            <w:tcW w:type="dxa" w:w="1530"/>
-          </w:tcPr>
-          <w:p>
-            <w:r>
-              <w:t>7C</w:t>
-              <w:br/>
-              <w:t>S.ST</w:t>
-            </w:r>
+            <w:r/>
           </w:p>
         </w:tc>
         <w:tc>
@@ -331,6 +323,18 @@
             <w:tcW w:type="dxa" w:w="1530"/>
           </w:tcPr>
           <w:p>
+            <w:r>
+              <w:t>9B</w:t>
+              <w:br/>
+              <w:t>ENGLISH</w:t>
+            </w:r>
+          </w:p>
+        </w:tc>
+        <w:tc>
+          <w:tcPr>
+            <w:tcW w:type="dxa" w:w="1530"/>
+          </w:tcPr>
+          <w:p>
             <w:r/>
           </w:p>
         </w:tc>
@@ -359,16 +363,8 @@
             <w:tcW w:type="dxa" w:w="1530"/>
           </w:tcPr>
           <w:p>
-            <w:r/>
-          </w:p>
-        </w:tc>
-        <w:tc>
-          <w:tcPr>
-            <w:tcW w:type="dxa" w:w="1530"/>
-          </w:tcPr>
-          <w:p>
             <w:r>
-              <w:t>10A</w:t>
+              <w:t>9B</w:t>
               <w:br/>
               <w:t>ENGLISH</w:t>
             </w:r>
@@ -411,18 +407,6 @@
             <w:tcW w:type="dxa" w:w="1530"/>
           </w:tcPr>
           <w:p>
-            <w:r>
-              <w:t>7C</w:t>
-              <w:br/>
-              <w:t>S.ST</w:t>
-            </w:r>
-          </w:p>
-        </w:tc>
-        <w:tc>
-          <w:tcPr>
-            <w:tcW w:type="dxa" w:w="1530"/>
-          </w:tcPr>
-          <w:p>
             <w:r/>
           </w:p>
         </w:tc>
@@ -432,9 +416,9 @@
           </w:tcPr>
           <w:p>
             <w:r>
-              <w:t>10A</w:t>
+              <w:t>7C</w:t>
               <w:br/>
-              <w:t>ENGLISH</w:t>
+              <w:t>S.ST</w:t>
             </w:r>
           </w:p>
         </w:tc>
@@ -457,6 +441,18 @@
           <w:p>
             <w:r>
               <w:t>9B</w:t>
+              <w:br/>
+              <w:t>ENGLISH</w:t>
+            </w:r>
+          </w:p>
+        </w:tc>
+        <w:tc>
+          <w:tcPr>
+            <w:tcW w:type="dxa" w:w="1530"/>
+          </w:tcPr>
+          <w:p>
+            <w:r>
+              <w:t>10F</w:t>
               <w:br/>
               <w:t>ENGLISH</w:t>
             </w:r>
@@ -571,8 +567,16 @@
             <w:tcW w:type="dxa" w:w="1530"/>
           </w:tcPr>
           <w:p>
+            <w:r/>
+          </w:p>
+        </w:tc>
+        <w:tc>
+          <w:tcPr>
+            <w:tcW w:type="dxa" w:w="1530"/>
+          </w:tcPr>
+          <w:p>
             <w:r>
-              <w:t>10A</w:t>
+              <w:t>9B</w:t>
               <w:br/>
               <w:t>ENGLISH</w:t>
             </w:r>
@@ -583,23 +587,7 @@
             <w:tcW w:type="dxa" w:w="1530"/>
           </w:tcPr>
           <w:p>
-            <w:r>
-              <w:t>10F</w:t>
-              <w:br/>
-              <w:t>ENGLISH</w:t>
-            </w:r>
-          </w:p>
-        </w:tc>
-        <w:tc>
-          <w:tcPr>
-            <w:tcW w:type="dxa" w:w="1530"/>
-          </w:tcPr>
-          <w:p>
-            <w:r>
-              <w:t>10F</w:t>
-              <w:br/>
-              <w:t>ENGLISH</w:t>
-            </w:r>
+            <w:r/>
           </w:p>
         </w:tc>
         <w:tc>
@@ -620,9 +608,9 @@
           </w:tcPr>
           <w:p>
             <w:r>
-              <w:t>10F</w:t>
+              <w:t>7C</w:t>
               <w:br/>
-              <w:t>ENGLISH</w:t>
+              <w:t>S.ST</w:t>
             </w:r>
           </w:p>
         </w:tc>
@@ -672,9 +660,9 @@
           </w:tcPr>
           <w:p>
             <w:r>
-              <w:t>7C</w:t>
+              <w:t>10D</w:t>
               <w:br/>
-              <w:t>S.ST</w:t>
+              <w:t>ENGLISH</w:t>
             </w:r>
           </w:p>
         </w:tc>
@@ -684,7 +672,7 @@
           </w:tcPr>
           <w:p>
             <w:r>
-              <w:t>9B</w:t>
+              <w:t>10F</w:t>
               <w:br/>
               <w:t>ENGLISH</w:t>
             </w:r>
@@ -747,7 +735,11 @@
             <w:tcW w:type="dxa" w:w="1530"/>
           </w:tcPr>
           <w:p>
-            <w:r/>
+            <w:r>
+              <w:t>10A</w:t>
+              <w:br/>
+              <w:t>ENGLISH</w:t>
+            </w:r>
           </w:p>
         </w:tc>
         <w:tc>
@@ -763,7 +755,11 @@
             <w:tcW w:type="dxa" w:w="1530"/>
           </w:tcPr>
           <w:p>
-            <w:r/>
+            <w:r>
+              <w:t>9B</w:t>
+              <w:br/>
+              <w:t>ENGLISH</w:t>
+            </w:r>
           </w:p>
         </w:tc>
         <w:tc>
@@ -822,7 +818,7 @@
           </w:tcPr>
           <w:p>
             <w:r>
-              <w:t>10D</w:t>
+              <w:t>10F</w:t>
               <w:br/>
               <w:t>ENGLISH</w:t>
             </w:r>
@@ -834,7 +830,7 @@
           </w:tcPr>
           <w:p>
             <w:r>
-              <w:t>9B</w:t>
+              <w:t>10A</w:t>
               <w:br/>
               <w:t>ENGLISH</w:t>
             </w:r>
@@ -846,7 +842,7 @@
           </w:tcPr>
           <w:p>
             <w:r>
-              <w:t>10D</w:t>
+              <w:t>10A</w:t>
               <w:br/>
               <w:t>ENGLISH</w:t>
             </w:r>
@@ -857,7 +853,11 @@
             <w:tcW w:type="dxa" w:w="1530"/>
           </w:tcPr>
           <w:p>
-            <w:r/>
+            <w:r>
+              <w:t>7C</w:t>
+              <w:br/>
+              <w:t>S.ST</w:t>
+            </w:r>
           </w:p>
         </w:tc>
         <w:tc>
